--- a/arb/docx/17.content.docx
+++ b/arb/docx/17.content.docx
@@ -9,6 +9,8 @@
       </w:pPr>
       <w:r>
         <w:rPr>
+          <w:rtl/>
+          <w:cs/>
           <w:lang w:val="ar_AE" w:bidi="ar_AE"/>
         </w:rPr>
       </w:r>
@@ -20,12 +22,16 @@
       </w:pPr>
       <w:r>
         <w:rPr>
+          <w:rtl/>
+          <w:cs/>
           <w:lang w:val="ar_AE" w:bidi="ar_AE"/>
         </w:rPr>
         <w:t>Resource: Biblica Study Notes</w:t>
       </w:r>
       <w:r>
         <w:rPr>
+          <w:rtl/>
+          <w:cs/>
           <w:lang w:val="ar_AE" w:bidi="ar_AE"/>
         </w:rPr>
       </w:r>
@@ -36,53 +42,71 @@
       </w:pPr>
       <w:r>
         <w:rPr>
+          <w:rtl/>
+          <w:cs/>
           <w:lang w:val="ar_AE" w:bidi="ar_AE"/>
         </w:rPr>
       </w:r>
       <w:r>
         <w:rPr>
           <w:b/>
+          <w:rtl/>
+          <w:cs/>
           <w:lang w:val="ar_AE" w:bidi="ar_AE"/>
         </w:rPr>
         <w:t>Biblica Study Notes (Book Intros)</w:t>
       </w:r>
       <w:r>
         <w:rPr>
+          <w:rtl/>
+          <w:cs/>
           <w:lang w:val="ar_AE" w:bidi="ar_AE"/>
         </w:rPr>
         <w:t xml:space="preserve"> © 2023 Biblica Inc. Released under CC BY-SA 4.0 license. </w:t>
       </w:r>
       <w:r>
         <w:rPr>
+          <w:rtl/>
+          <w:cs/>
           <w:lang w:val="ar_AE" w:bidi="ar_AE"/>
         </w:rPr>
         <w:t>Biblica Study Notes</w:t>
       </w:r>
       <w:r>
         <w:rPr>
+          <w:rtl/>
+          <w:cs/>
           <w:lang w:val="ar_AE" w:bidi="ar_AE"/>
         </w:rPr>
         <w:t xml:space="preserve"> has been adapted in the following languages: Tok Pisin, Arabic (عربي), French (Français), Hindi (हिंदी), Indonesian (Bahasa Indonesia), Portuguese (Português), Russian (Русский), Spanish (Español), Swahili (Kiswahili), and Simplified Chinese (简体中文)from </w:t>
       </w:r>
       <w:r>
         <w:rPr>
+          <w:rtl/>
+          <w:cs/>
           <w:lang w:val="ar_AE" w:bidi="ar_AE"/>
         </w:rPr>
         <w:t>Biblica Study Notes</w:t>
       </w:r>
       <w:r>
         <w:rPr>
+          <w:rtl/>
+          <w:cs/>
           <w:lang w:val="ar_AE" w:bidi="ar_AE"/>
         </w:rPr>
         <w:t xml:space="preserve"> © 2023 Biblica Inc. Released under CC BY-SA 4.0 license by Mission Mutual</w:t>
       </w:r>
       <w:r>
         <w:rPr>
-          <w:lang w:val="ar_AE" w:bidi="ar_AE"/>
-        </w:rPr>
-      </w:r>
-      <w:r>
-        <w:rPr>
+          <w:rtl/>
+          <w:cs/>
+          <w:lang w:val="ar_AE" w:bidi="ar_AE"/>
+        </w:rPr>
+      </w:r>
+      <w:r>
+        <w:rPr>
+          <w:rtl/>
+          <w:cs/>
           <w:lang w:val="ar_AE" w:bidi="ar_AE"/>
         </w:rPr>
       </w:r>
@@ -94,6 +118,8 @@
       </w:pPr>
       <w:r>
         <w:rPr>
+          <w:rtl/>
+          <w:cs/>
           <w:lang w:val="ar_AE" w:bidi="ar_AE"/>
         </w:rPr>
         <w:t>Biblica Study Notes</w:t>
@@ -123,6 +149,8 @@
       </w:pPr>
       <w:r>
         <w:rPr>
+          <w:rtl/>
+          <w:cs/>
           <w:lang w:val="ar_AE" w:bidi="ar_AE"/>
         </w:rPr>
       </w:r>
@@ -134,12 +162,16 @@
       </w:pPr>
       <w:r>
         <w:rPr>
+          <w:rtl/>
+          <w:cs/>
           <w:lang w:val="ar_AE" w:bidi="ar_AE"/>
         </w:rPr>
         <w:t>EST</w:t>
       </w:r>
       <w:r>
         <w:rPr>
+          <w:rtl/>
+          <w:cs/>
           <w:lang w:val="ar_AE" w:bidi="ar_AE"/>
         </w:rPr>
       </w:r>
@@ -150,22 +182,30 @@
       </w:pPr>
       <w:r>
         <w:rPr>
-          <w:lang w:val="ar_AE" w:bidi="ar_AE"/>
-        </w:rPr>
-      </w:r>
-      <w:r>
-        <w:rPr>
+          <w:rtl/>
+          <w:cs/>
+          <w:lang w:val="ar_AE" w:bidi="ar_AE"/>
+        </w:rPr>
+      </w:r>
+      <w:r>
+        <w:rPr>
+          <w:rtl/>
+          <w:cs/>
           <w:lang w:val="ar_AE" w:bidi="ar_AE"/>
         </w:rPr>
         <w:t xml:space="preserve"> </w:t>
       </w:r>
       <w:r>
         <w:rPr>
-          <w:lang w:val="ar_AE" w:bidi="ar_AE"/>
-        </w:rPr>
-      </w:r>
-      <w:r>
-        <w:rPr>
+          <w:rtl/>
+          <w:cs/>
+          <w:lang w:val="ar_AE" w:bidi="ar_AE"/>
+        </w:rPr>
+      </w:r>
+      <w:r>
+        <w:rPr>
+          <w:rtl/>
+          <w:cs/>
           <w:lang w:val="ar_AE" w:bidi="ar_AE"/>
         </w:rPr>
       </w:r>
@@ -191,6 +231,8 @@
       </w:pPr>
       <w:r>
         <w:rPr>
+          <w:rtl/>
+          <w:cs/>
           <w:lang w:val="ar_AE" w:bidi="ar_AE"/>
         </w:rPr>
       </w:r>
@@ -202,12 +244,16 @@
       </w:pPr>
       <w:r>
         <w:rPr>
+          <w:rtl/>
+          <w:cs/>
           <w:lang w:val="ar_AE" w:bidi="ar_AE"/>
         </w:rPr>
         <w:t>أستير</w:t>
       </w:r>
       <w:r>
         <w:rPr>
+          <w:rtl/>
+          <w:cs/>
           <w:lang w:val="ar_AE" w:bidi="ar_AE"/>
         </w:rPr>
       </w:r>
@@ -218,12 +264,16 @@
       </w:pPr>
       <w:r>
         <w:rPr>
+          <w:rtl/>
+          <w:cs/>
           <w:lang w:val="ar_AE" w:bidi="ar_AE"/>
         </w:rPr>
       </w:r>
       <w:r>
         <w:rPr>
           <w:b/>
+          <w:rtl/>
+          <w:cs/>
           <w:lang w:val="ar_AE" w:bidi="ar_AE"/>
         </w:rPr>
         <w:t>ما هو سفر أستير؟</w:t>
@@ -238,11 +288,15 @@
       </w:pPr>
       <w:r>
         <w:rPr>
-          <w:lang w:val="ar_AE" w:bidi="ar_AE"/>
-        </w:rPr>
-      </w:r>
-      <w:r>
-        <w:rPr>
+          <w:rtl/>
+          <w:cs/>
+          <w:lang w:val="ar_AE" w:bidi="ar_AE"/>
+        </w:rPr>
+      </w:r>
+      <w:r>
+        <w:rPr>
+          <w:rtl/>
+          <w:cs/>
           <w:lang w:val="ar_AE" w:bidi="ar_AE"/>
         </w:rPr>
         <w:t>سفر أستير هو قصة من التاريخ اليهودي. وقد وقعت الأحداث خلال الحقبة التي حكمت فيها الإمبراطورية الفارسية. كان ذلك بين سنة 486 وسنة 465 قبل الميلاد. وتم تناقل هذه القصة عبر العائلات اليهودية لمئات السنين.</w:t>
@@ -257,11 +311,15 @@
       </w:pPr>
       <w:r>
         <w:rPr>
-          <w:lang w:val="ar_AE" w:bidi="ar_AE"/>
-        </w:rPr>
-      </w:r>
-      <w:r>
-        <w:rPr>
+          <w:rtl/>
+          <w:cs/>
+          <w:lang w:val="ar_AE" w:bidi="ar_AE"/>
+        </w:rPr>
+      </w:r>
+      <w:r>
+        <w:rPr>
+          <w:rtl/>
+          <w:cs/>
           <w:lang w:val="ar_AE" w:bidi="ar_AE"/>
         </w:rPr>
         <w:t>يُعتقد أن مردخاي كتب هذه القصة.</w:t>
@@ -273,12 +331,16 @@
       </w:pPr>
       <w:r>
         <w:rPr>
+          <w:rtl/>
+          <w:cs/>
           <w:lang w:val="ar_AE" w:bidi="ar_AE"/>
         </w:rPr>
       </w:r>
       <w:r>
         <w:rPr>
           <w:b/>
+          <w:rtl/>
+          <w:cs/>
           <w:lang w:val="ar_AE" w:bidi="ar_AE"/>
         </w:rPr>
         <w:t>لمن كُتب هذا السفر؟</w:t>
@@ -293,11 +355,15 @@
       </w:pPr>
       <w:r>
         <w:rPr>
-          <w:lang w:val="ar_AE" w:bidi="ar_AE"/>
-        </w:rPr>
-      </w:r>
-      <w:r>
-        <w:rPr>
+          <w:rtl/>
+          <w:cs/>
+          <w:lang w:val="ar_AE" w:bidi="ar_AE"/>
+        </w:rPr>
+      </w:r>
+      <w:r>
+        <w:rPr>
+          <w:rtl/>
+          <w:cs/>
           <w:lang w:val="ar_AE" w:bidi="ar_AE"/>
         </w:rPr>
         <w:t>لليهود الذين كانوا يعيشون في مملكة فارس وجميع اليهود من بعدهم.</w:t>
@@ -309,12 +375,16 @@
       </w:pPr>
       <w:r>
         <w:rPr>
+          <w:rtl/>
+          <w:cs/>
           <w:lang w:val="ar_AE" w:bidi="ar_AE"/>
         </w:rPr>
       </w:r>
       <w:r>
         <w:rPr>
           <w:b/>
+          <w:rtl/>
+          <w:cs/>
           <w:lang w:val="ar_AE" w:bidi="ar_AE"/>
         </w:rPr>
         <w:t>لماذا كُتب سفر أستير؟</w:t>
@@ -329,11 +399,15 @@
       </w:pPr>
       <w:r>
         <w:rPr>
-          <w:lang w:val="ar_AE" w:bidi="ar_AE"/>
-        </w:rPr>
-      </w:r>
-      <w:r>
-        <w:rPr>
+          <w:rtl/>
+          <w:cs/>
+          <w:lang w:val="ar_AE" w:bidi="ar_AE"/>
+        </w:rPr>
+      </w:r>
+      <w:r>
+        <w:rPr>
+          <w:rtl/>
+          <w:cs/>
           <w:lang w:val="ar_AE" w:bidi="ar_AE"/>
         </w:rPr>
         <w:t>كسجل لليهود الذين كانوا يعيشون في المملكة الفارسية.</w:t>
@@ -348,11 +422,15 @@
       </w:pPr>
       <w:r>
         <w:rPr>
-          <w:lang w:val="ar_AE" w:bidi="ar_AE"/>
-        </w:rPr>
-      </w:r>
-      <w:r>
-        <w:rPr>
+          <w:rtl/>
+          <w:cs/>
+          <w:lang w:val="ar_AE" w:bidi="ar_AE"/>
+        </w:rPr>
+      </w:r>
+      <w:r>
+        <w:rPr>
+          <w:rtl/>
+          <w:cs/>
           <w:lang w:val="ar_AE" w:bidi="ar_AE"/>
         </w:rPr>
         <w:t>لشرح كيف بدأ عيد الفوريم.</w:t>
@@ -364,12 +442,16 @@
       </w:pPr>
       <w:r>
         <w:rPr>
+          <w:rtl/>
+          <w:cs/>
           <w:lang w:val="ar_AE" w:bidi="ar_AE"/>
         </w:rPr>
       </w:r>
       <w:r>
         <w:rPr>
           <w:b/>
+          <w:rtl/>
+          <w:cs/>
           <w:lang w:val="ar_AE" w:bidi="ar_AE"/>
         </w:rPr>
         <w:t>الأفكار الرئيسية</w:t>
@@ -384,11 +466,15 @@
       </w:pPr>
       <w:r>
         <w:rPr>
-          <w:lang w:val="ar_AE" w:bidi="ar_AE"/>
-        </w:rPr>
-      </w:r>
-      <w:r>
-        <w:rPr>
+          <w:rtl/>
+          <w:cs/>
+          <w:lang w:val="ar_AE" w:bidi="ar_AE"/>
+        </w:rPr>
+      </w:r>
+      <w:r>
+        <w:rPr>
+          <w:rtl/>
+          <w:cs/>
           <w:lang w:val="ar_AE" w:bidi="ar_AE"/>
         </w:rPr>
         <w:t>أراد أعداء اليهود تدميرهم تمامًا.</w:t>
@@ -403,11 +489,15 @@
       </w:pPr>
       <w:r>
         <w:rPr>
-          <w:lang w:val="ar_AE" w:bidi="ar_AE"/>
-        </w:rPr>
-      </w:r>
-      <w:r>
-        <w:rPr>
+          <w:rtl/>
+          <w:cs/>
+          <w:lang w:val="ar_AE" w:bidi="ar_AE"/>
+        </w:rPr>
+      </w:r>
+      <w:r>
+        <w:rPr>
+          <w:rtl/>
+          <w:cs/>
           <w:lang w:val="ar_AE" w:bidi="ar_AE"/>
         </w:rPr>
         <w:t>تم إنقاذ اليهود من هؤلاء الأعداء.</w:t>
@@ -422,11 +512,15 @@
       </w:pPr>
       <w:r>
         <w:rPr>
-          <w:lang w:val="ar_AE" w:bidi="ar_AE"/>
-        </w:rPr>
-      </w:r>
-      <w:r>
-        <w:rPr>
+          <w:rtl/>
+          <w:cs/>
+          <w:lang w:val="ar_AE" w:bidi="ar_AE"/>
+        </w:rPr>
+      </w:r>
+      <w:r>
+        <w:rPr>
+          <w:rtl/>
+          <w:cs/>
           <w:lang w:val="ar_AE" w:bidi="ar_AE"/>
         </w:rPr>
         <w:t>عيد الفوريم كان يُكَرِّم ويحتفل بالوقت الذي تم فيه إنقاذ اليهود.</w:t>
@@ -438,12 +532,16 @@
       </w:pPr>
       <w:r>
         <w:rPr>
+          <w:rtl/>
+          <w:cs/>
           <w:lang w:val="ar_AE" w:bidi="ar_AE"/>
         </w:rPr>
       </w:r>
       <w:r>
         <w:rPr>
           <w:b/>
+          <w:rtl/>
+          <w:cs/>
           <w:lang w:val="ar_AE" w:bidi="ar_AE"/>
         </w:rPr>
         <w:t>مخطط السفر</w:t>
@@ -455,12 +553,16 @@
       </w:pPr>
       <w:r>
         <w:rPr>
+          <w:rtl/>
+          <w:cs/>
           <w:lang w:val="ar_AE" w:bidi="ar_AE"/>
         </w:rPr>
       </w:r>
       <w:r>
         <w:rPr>
           <w:b/>
+          <w:rtl/>
+          <w:cs/>
           <w:lang w:val="ar_AE" w:bidi="ar_AE"/>
         </w:rPr>
         <w:t>أستير تصبح ملكة المملكة الفارسية (1 - 2).</w:t>
@@ -472,12 +574,16 @@
       </w:pPr>
       <w:r>
         <w:rPr>
+          <w:rtl/>
+          <w:cs/>
           <w:lang w:val="ar_AE" w:bidi="ar_AE"/>
         </w:rPr>
       </w:r>
       <w:r>
         <w:rPr>
           <w:b/>
+          <w:rtl/>
+          <w:cs/>
           <w:lang w:val="ar_AE" w:bidi="ar_AE"/>
         </w:rPr>
         <w:t>خطط هامان الشريرة ضد مردخاي واليهود (3 - 4).</w:t>
@@ -489,12 +595,16 @@
       </w:pPr>
       <w:r>
         <w:rPr>
+          <w:rtl/>
+          <w:cs/>
           <w:lang w:val="ar_AE" w:bidi="ar_AE"/>
         </w:rPr>
       </w:r>
       <w:r>
         <w:rPr>
           <w:b/>
+          <w:rtl/>
+          <w:cs/>
           <w:lang w:val="ar_AE" w:bidi="ar_AE"/>
         </w:rPr>
         <w:t>خطة أستير الحكيمة والذكية (5 – 7).</w:t>
@@ -506,23 +616,31 @@
       </w:pPr>
       <w:r>
         <w:rPr>
+          <w:rtl/>
+          <w:cs/>
           <w:lang w:val="ar_AE" w:bidi="ar_AE"/>
         </w:rPr>
       </w:r>
       <w:r>
         <w:rPr>
           <w:b/>
+          <w:rtl/>
+          <w:cs/>
           <w:lang w:val="ar_AE" w:bidi="ar_AE"/>
         </w:rPr>
         <w:t>خلاص اليهود (8 – 10).</w:t>
       </w:r>
       <w:r>
         <w:rPr>
-          <w:lang w:val="ar_AE" w:bidi="ar_AE"/>
-        </w:rPr>
-      </w:r>
-      <w:r>
-        <w:rPr>
+          <w:rtl/>
+          <w:cs/>
+          <w:lang w:val="ar_AE" w:bidi="ar_AE"/>
+        </w:rPr>
+      </w:r>
+      <w:r>
+        <w:rPr>
+          <w:rtl/>
+          <w:cs/>
           <w:lang w:val="ar_AE" w:bidi="ar_AE"/>
         </w:rPr>
       </w:r>
